--- a/tools/poi-dsl-exporter/showcase-out/report-quarterly-transformation-showcase.docx
+++ b/tools/poi-dsl-exporter/showcase-out/report-quarterly-transformation-showcase.docx
@@ -51,7 +51,7 @@
     </w:p>
     <w:p>
       <w:pPr>
-        <w:spacing w:before="100" w:after="120"/>
+        <w:spacing w:before="100" w:after="180"/>
         <w:jc w:val="left"/>
       </w:pPr>
       <w:r>
@@ -141,7 +141,7 @@
     </w:p>
     <w:p>
       <w:pPr>
-        <w:spacing w:before="100" w:after="120"/>
+        <w:spacing w:before="100" w:after="180"/>
         <w:jc w:val="left"/>
       </w:pPr>
       <w:r>
@@ -189,6 +189,11 @@
     </w:tbl>
     <w:p>
       <w:pPr>
+        <w:spacing w:after="120"/>
+      </w:pPr>
+    </w:p>
+    <w:p>
+      <w:pPr>
         <w:spacing w:before="120" w:after="120"/>
       </w:pPr>
       <w:r>
@@ -207,7 +212,7 @@
     </w:p>
     <w:p>
       <w:pPr>
-        <w:spacing w:after="80"/>
+        <w:spacing w:after="120"/>
       </w:pPr>
     </w:p>
     <w:p>
@@ -230,17 +235,12 @@
     </w:p>
     <w:p>
       <w:pPr>
-        <w:spacing w:after="80"/>
-      </w:pPr>
-    </w:p>
-    <w:p>
-      <w:pPr>
         <w:pageBreakBefore w:val="on"/>
       </w:pPr>
     </w:p>
     <w:p>
       <w:pPr>
-        <w:spacing w:before="100" w:after="120"/>
+        <w:spacing w:before="100" w:after="180"/>
         <w:jc w:val="left"/>
       </w:pPr>
       <w:r>
@@ -288,6 +288,11 @@
     </w:tbl>
     <w:p>
       <w:pPr>
+        <w:spacing w:after="120"/>
+      </w:pPr>
+    </w:p>
+    <w:p>
+      <w:pPr>
         <w:spacing w:before="120" w:after="120"/>
       </w:pPr>
       <w:r>
@@ -306,7 +311,7 @@
     </w:p>
     <w:p>
       <w:pPr>
-        <w:spacing w:after="80"/>
+        <w:spacing w:after="120"/>
       </w:pPr>
     </w:p>
     <w:p>
@@ -329,7 +334,7 @@
     </w:p>
     <w:p>
       <w:pPr>
-        <w:spacing w:after="80"/>
+        <w:spacing w:after="120"/>
       </w:pPr>
     </w:p>
     <w:p>
@@ -352,17 +357,12 @@
     </w:p>
     <w:p>
       <w:pPr>
-        <w:spacing w:after="80"/>
-      </w:pPr>
-    </w:p>
-    <w:p>
-      <w:pPr>
         <w:pageBreakBefore w:val="on"/>
       </w:pPr>
     </w:p>
     <w:p>
       <w:pPr>
-        <w:spacing w:before="100" w:after="120"/>
+        <w:spacing w:before="100" w:after="180"/>
         <w:jc w:val="left"/>
       </w:pPr>
       <w:r>
@@ -410,6 +410,11 @@
     </w:tbl>
     <w:p>
       <w:pPr>
+        <w:spacing w:after="120"/>
+      </w:pPr>
+    </w:p>
+    <w:p>
+      <w:pPr>
         <w:spacing w:before="120" w:after="120"/>
       </w:pPr>
       <w:r>
@@ -428,7 +433,7 @@
     </w:p>
     <w:p>
       <w:pPr>
-        <w:spacing w:after="80"/>
+        <w:spacing w:after="120"/>
       </w:pPr>
     </w:p>
     <w:p>
@@ -451,7 +456,7 @@
     </w:p>
     <w:p>
       <w:pPr>
-        <w:spacing w:after="80"/>
+        <w:spacing w:after="120"/>
       </w:pPr>
     </w:p>
     <w:p>
@@ -474,17 +479,12 @@
     </w:p>
     <w:p>
       <w:pPr>
-        <w:spacing w:after="80"/>
-      </w:pPr>
-    </w:p>
-    <w:p>
-      <w:pPr>
         <w:pageBreakBefore w:val="on"/>
       </w:pPr>
     </w:p>
     <w:p>
       <w:pPr>
-        <w:spacing w:before="100" w:after="120"/>
+        <w:spacing w:before="100" w:after="180"/>
         <w:jc w:val="left"/>
       </w:pPr>
       <w:r>
@@ -532,6 +532,11 @@
     </w:tbl>
     <w:p>
       <w:pPr>
+        <w:spacing w:after="120"/>
+      </w:pPr>
+    </w:p>
+    <w:p>
+      <w:pPr>
         <w:spacing w:before="120" w:after="120"/>
       </w:pPr>
       <w:r>
@@ -550,7 +555,7 @@
     </w:p>
     <w:p>
       <w:pPr>
-        <w:spacing w:after="80"/>
+        <w:spacing w:after="120"/>
       </w:pPr>
     </w:p>
     <w:p>
@@ -573,17 +578,12 @@
     </w:p>
     <w:p>
       <w:pPr>
-        <w:spacing w:after="80"/>
-      </w:pPr>
-    </w:p>
-    <w:p>
-      <w:pPr>
         <w:pageBreakBefore w:val="on"/>
       </w:pPr>
     </w:p>
     <w:p>
       <w:pPr>
-        <w:spacing w:before="100" w:after="120"/>
+        <w:spacing w:before="100" w:after="180"/>
         <w:jc w:val="left"/>
       </w:pPr>
       <w:r>
@@ -631,6 +631,11 @@
     </w:tbl>
     <w:p>
       <w:pPr>
+        <w:spacing w:after="120"/>
+      </w:pPr>
+    </w:p>
+    <w:p>
+      <w:pPr>
         <w:spacing w:before="120" w:after="120"/>
       </w:pPr>
       <w:r>
@@ -649,7 +654,7 @@
     </w:p>
     <w:p>
       <w:pPr>
-        <w:spacing w:after="80"/>
+        <w:spacing w:after="120"/>
       </w:pPr>
     </w:p>
     <w:p>
@@ -672,7 +677,7 @@
     </w:p>
     <w:p>
       <w:pPr>
-        <w:spacing w:after="80"/>
+        <w:spacing w:after="120"/>
       </w:pPr>
     </w:p>
     <w:p>
@@ -695,17 +700,12 @@
     </w:p>
     <w:p>
       <w:pPr>
-        <w:spacing w:after="80"/>
-      </w:pPr>
-    </w:p>
-    <w:p>
-      <w:pPr>
         <w:pageBreakBefore w:val="on"/>
       </w:pPr>
     </w:p>
     <w:p>
       <w:pPr>
-        <w:spacing w:before="100" w:after="120"/>
+        <w:spacing w:before="100" w:after="180"/>
         <w:jc w:val="left"/>
       </w:pPr>
       <w:r>
@@ -753,6 +753,11 @@
     </w:tbl>
     <w:p>
       <w:pPr>
+        <w:spacing w:after="120"/>
+      </w:pPr>
+    </w:p>
+    <w:p>
+      <w:pPr>
         <w:spacing w:before="120" w:after="120"/>
       </w:pPr>
       <w:r>
@@ -771,7 +776,7 @@
     </w:p>
     <w:p>
       <w:pPr>
-        <w:spacing w:after="80"/>
+        <w:spacing w:after="120"/>
       </w:pPr>
     </w:p>
     <w:p>
@@ -794,7 +799,7 @@
     </w:p>
     <w:p>
       <w:pPr>
-        <w:spacing w:after="80"/>
+        <w:spacing w:after="120"/>
       </w:pPr>
     </w:p>
     <w:p>
@@ -817,17 +822,12 @@
     </w:p>
     <w:p>
       <w:pPr>
-        <w:spacing w:after="80"/>
-      </w:pPr>
-    </w:p>
-    <w:p>
-      <w:pPr>
         <w:pageBreakBefore w:val="on"/>
       </w:pPr>
     </w:p>
     <w:p>
       <w:pPr>
-        <w:spacing w:before="100" w:after="120"/>
+        <w:spacing w:before="100" w:after="180"/>
         <w:jc w:val="left"/>
       </w:pPr>
       <w:r>
@@ -884,7 +884,7 @@
     </w:p>
     <w:p>
       <w:pPr>
-        <w:spacing w:before="100" w:after="120"/>
+        <w:spacing w:before="100" w:after="180"/>
         <w:jc w:val="left"/>
       </w:pPr>
       <w:r>
@@ -934,7 +934,7 @@
       <w:headerReference w:type="default" r:id="rId2"/>
       <w:footerReference w:type="default" r:id="rId3"/>
       <w:pgSz w:w="11906" w:h="16838"/>
-      <w:pgMar w:top="1080" w:bottom="1080" w:left="1080" w:right="1080"/>
+      <w:pgMar w:top="794" w:bottom="794" w:left="794" w:right="794"/>
     </w:sectPr>
   </w:body>
 </w:document>
